--- a/毕业论文/162230133林畅-511论文.docx
+++ b/毕业论文/162230133林畅-511论文.docx
@@ -20,6 +20,14 @@
         <w:gridCol w:w="2678"/>
       </w:tblGrid>
       <w:tr>
+        <w:tblPrEx>
+          <w:tblCellMar>
+            <w:top w:w="0" w:type="dxa"/>
+            <w:left w:w="108" w:type="dxa"/>
+            <w:bottom w:w="0" w:type="dxa"/>
+            <w:right w:w="108" w:type="dxa"/>
+          </w:tblCellMar>
+        </w:tblPrEx>
         <w:trPr>
           <w:jc w:val="right"/>
         </w:trPr>
@@ -38,67 +46,6 @@
                 <w:highlight w:val="none"/>
               </w:rPr>
             </w:pPr>
-            <w:r>
-              <w:rPr>
-                <w:highlight w:val="none"/>
-              </w:rPr>
-              <w:drawing>
-                <wp:anchor distT="0" distB="0" distL="114300" distR="114300" simplePos="0" relativeHeight="251659264" behindDoc="0" locked="0" layoutInCell="1" allowOverlap="1">
-                  <wp:simplePos x="0" y="0"/>
-                  <wp:positionH relativeFrom="margin">
-                    <wp:posOffset>-154305</wp:posOffset>
-                  </wp:positionH>
-                  <wp:positionV relativeFrom="paragraph">
-                    <wp:posOffset>-224155</wp:posOffset>
-                  </wp:positionV>
-                  <wp:extent cx="2752725" cy="798830"/>
-                  <wp:effectExtent l="0" t="0" r="9525" b="1270"/>
-                  <wp:wrapNone/>
-                  <wp:docPr id="3" name="图片 3" descr="C:\Users\pc\AppData\Local\Microsoft\Windows\INetCache\Content.Word\标.png"/>
-                  <wp:cNvGraphicFramePr>
-                    <a:graphicFrameLocks xmlns:a="http://schemas.openxmlformats.org/drawingml/2006/main" noChangeAspect="1"/>
-                  </wp:cNvGraphicFramePr>
-                  <a:graphic xmlns:a="http://schemas.openxmlformats.org/drawingml/2006/main">
-                    <a:graphicData uri="http://schemas.openxmlformats.org/drawingml/2006/picture">
-                      <pic:pic xmlns:pic="http://schemas.openxmlformats.org/drawingml/2006/picture">
-                        <pic:nvPicPr>
-                          <pic:cNvPr id="3" name="图片 3" descr="C:\Users\pc\AppData\Local\Microsoft\Windows\INetCache\Content.Word\标.png"/>
-                          <pic:cNvPicPr>
-                            <a:picLocks noChangeAspect="1" noChangeArrowheads="1"/>
-                          </pic:cNvPicPr>
-                        </pic:nvPicPr>
-                        <pic:blipFill>
-                          <a:blip r:embed="rId11" cstate="print">
-                            <a:extLst>
-                              <a:ext uri="{28A0092B-C50C-407E-A947-70E740481C1C}">
-                                <a14:useLocalDpi xmlns:a14="http://schemas.microsoft.com/office/drawing/2010/main" val="0"/>
-                              </a:ext>
-                            </a:extLst>
-                          </a:blip>
-                          <a:srcRect/>
-                          <a:stretch>
-                            <a:fillRect/>
-                          </a:stretch>
-                        </pic:blipFill>
-                        <pic:spPr>
-                          <a:xfrm>
-                            <a:off x="0" y="0"/>
-                            <a:ext cx="2752928" cy="798845"/>
-                          </a:xfrm>
-                          <a:prstGeom prst="rect">
-                            <a:avLst/>
-                          </a:prstGeom>
-                          <a:noFill/>
-                          <a:ln>
-                            <a:noFill/>
-                          </a:ln>
-                        </pic:spPr>
-                      </pic:pic>
-                    </a:graphicData>
-                  </a:graphic>
-                </wp:anchor>
-              </w:drawing>
-            </w:r>
             <w:r>
               <w:rPr>
                 <w:rFonts w:hint="eastAsia"/>
@@ -284,6 +231,81 @@
           <w:highlight w:val="none"/>
         </w:rPr>
       </w:pPr>
+    </w:p>
+    <w:p>
+      <w:pPr>
+        <w:spacing w:before="240" w:after="480"/>
+        <w:jc w:val="center"/>
+        <w:textAlignment w:val="baseline"/>
+        <w:rPr>
+          <w:rFonts w:hint="eastAsia" w:ascii="方正小标宋_GBK" w:hAnsi="Times New Roman" w:eastAsia="方正小标宋_GBK" w:cs="Times New Roman"/>
+          <w:spacing w:val="40"/>
+          <w:sz w:val="72"/>
+          <w:szCs w:val="72"/>
+          <w:highlight w:val="none"/>
+        </w:rPr>
+      </w:pPr>
+      <w:r>
+        <w:rPr>
+          <w:highlight w:val="none"/>
+        </w:rPr>
+        <w:drawing>
+          <wp:anchor distT="0" distB="0" distL="114300" distR="114300" simplePos="0" relativeHeight="251659264" behindDoc="0" locked="0" layoutInCell="1" allowOverlap="1">
+            <wp:simplePos x="0" y="0"/>
+            <wp:positionH relativeFrom="margin">
+              <wp:posOffset>1446530</wp:posOffset>
+            </wp:positionH>
+            <wp:positionV relativeFrom="paragraph">
+              <wp:posOffset>228600</wp:posOffset>
+            </wp:positionV>
+            <wp:extent cx="2752725" cy="798830"/>
+            <wp:effectExtent l="0" t="0" r="9525" b="1270"/>
+            <wp:wrapNone/>
+            <wp:docPr id="3" name="图片 3" descr="C:\Users\pc\AppData\Local\Microsoft\Windows\INetCache\Content.Word\标.png"/>
+            <wp:cNvGraphicFramePr>
+              <a:graphicFrameLocks xmlns:a="http://schemas.openxmlformats.org/drawingml/2006/main" noChangeAspect="1"/>
+            </wp:cNvGraphicFramePr>
+            <a:graphic xmlns:a="http://schemas.openxmlformats.org/drawingml/2006/main">
+              <a:graphicData uri="http://schemas.openxmlformats.org/drawingml/2006/picture">
+                <pic:pic xmlns:pic="http://schemas.openxmlformats.org/drawingml/2006/picture">
+                  <pic:nvPicPr>
+                    <pic:cNvPr id="3" name="图片 3" descr="C:\Users\pc\AppData\Local\Microsoft\Windows\INetCache\Content.Word\标.png"/>
+                    <pic:cNvPicPr>
+                      <a:picLocks noChangeAspect="1" noChangeArrowheads="1"/>
+                    </pic:cNvPicPr>
+                  </pic:nvPicPr>
+                  <pic:blipFill>
+                    <a:blip r:embed="rId11" cstate="print">
+                      <a:extLst>
+                        <a:ext uri="{28A0092B-C50C-407E-A947-70E740481C1C}">
+                          <a14:useLocalDpi xmlns:a14="http://schemas.microsoft.com/office/drawing/2010/main" val="0"/>
+                        </a:ext>
+                      </a:extLst>
+                    </a:blip>
+                    <a:srcRect/>
+                    <a:stretch>
+                      <a:fillRect/>
+                    </a:stretch>
+                  </pic:blipFill>
+                  <pic:spPr>
+                    <a:xfrm>
+                      <a:off x="0" y="0"/>
+                      <a:ext cx="2752928" cy="798845"/>
+                    </a:xfrm>
+                    <a:prstGeom prst="rect">
+                      <a:avLst/>
+                    </a:prstGeom>
+                    <a:noFill/>
+                    <a:ln>
+                      <a:noFill/>
+                    </a:ln>
+                  </pic:spPr>
+                </pic:pic>
+              </a:graphicData>
+            </a:graphic>
+          </wp:anchor>
+        </w:drawing>
+      </w:r>
     </w:p>
     <w:p>
       <w:pPr>
@@ -1007,8 +1029,16 @@
                     <w:rPr>
                       <w:rFonts w:hint="eastAsia"/>
                       <w:highlight w:val="none"/>
+                      <w:lang w:val="en-US" w:eastAsia="zh-CN"/>
                     </w:rPr>
-                    <w:t>×××教授</w:t>
+                    <w:t>杨志斌</w:t>
+                  </w:r>
+                  <w:r>
+                    <w:rPr>
+                      <w:rFonts w:hint="eastAsia"/>
+                      <w:highlight w:val="none"/>
+                    </w:rPr>
+                    <w:t>教授</w:t>
                   </w:r>
                 </w:p>
               </w:tc>
@@ -1033,7 +1063,7 @@
                 <w:highlight w:val="none"/>
                 <w:lang w:val="en-US" w:eastAsia="zh-CN" w:bidi="ar-SA"/>
               </w:rPr>
-              <w:t>××××年×月</w:t>
+              <w:t>二零二六年五月</w:t>
             </w:r>
           </w:p>
         </w:tc>
@@ -1155,6 +1185,12 @@
             <w:insideH w:val="none" w:color="auto" w:sz="0" w:space="0"/>
             <w:insideV w:val="none" w:color="auto" w:sz="0" w:space="0"/>
           </w:tblBorders>
+          <w:tblCellMar>
+            <w:top w:w="0" w:type="dxa"/>
+            <w:left w:w="108" w:type="dxa"/>
+            <w:bottom w:w="0" w:type="dxa"/>
+            <w:right w:w="108" w:type="dxa"/>
+          </w:tblCellMar>
         </w:tblPrEx>
         <w:trPr>
           <w:trHeight w:val="850" w:hRule="atLeast"/>
@@ -1373,10 +1409,10 @@
           <w:highlight w:val="none"/>
         </w:rPr>
       </w:pPr>
-      <w:bookmarkStart w:id="0" w:name="OLE_LINK1"/>
-      <w:bookmarkStart w:id="1" w:name="OLE_LINK2"/>
-      <w:bookmarkStart w:id="2" w:name="OLE_LINK4"/>
-      <w:bookmarkStart w:id="3" w:name="OLE_LINK3"/>
+      <w:bookmarkStart w:id="0" w:name="OLE_LINK2"/>
+      <w:bookmarkStart w:id="1" w:name="OLE_LINK4"/>
+      <w:bookmarkStart w:id="2" w:name="OLE_LINK3"/>
+      <w:bookmarkStart w:id="3" w:name="OLE_LINK1"/>
       <w:r>
         <w:rPr>
           <w:rFonts w:hint="eastAsia"/>
@@ -1684,6 +1720,12 @@
             <w:insideH w:val="none" w:color="auto" w:sz="0" w:space="0"/>
             <w:insideV w:val="none" w:color="auto" w:sz="0" w:space="0"/>
           </w:tblBorders>
+          <w:tblCellMar>
+            <w:top w:w="0" w:type="dxa"/>
+            <w:left w:w="108" w:type="dxa"/>
+            <w:bottom w:w="0" w:type="dxa"/>
+            <w:right w:w="108" w:type="dxa"/>
+          </w:tblCellMar>
         </w:tblPrEx>
         <w:trPr>
           <w:trHeight w:val="850" w:hRule="atLeast"/>
@@ -2821,7 +2863,39 @@
           <w:szCs w:val="24"/>
           <w:highlight w:val="none"/>
         </w:rPr>
-        <w:t>提示工程；大语言模型；</w:t>
+        <w:t>提示工程</w:t>
+      </w:r>
+      <w:r>
+        <w:rPr>
+          <w:rStyle w:val="46"/>
+          <w:rFonts w:hint="eastAsia" w:ascii="宋体" w:hAnsi="宋体" w:cs="宋体"/>
+          <w:sz w:val="24"/>
+          <w:szCs w:val="24"/>
+          <w:highlight w:val="none"/>
+          <w:lang w:eastAsia="zh-CN"/>
+        </w:rPr>
+        <w:t>，</w:t>
+      </w:r>
+      <w:r>
+        <w:rPr>
+          <w:rStyle w:val="46"/>
+          <w:rFonts w:hint="eastAsia" w:ascii="宋体" w:hAnsi="宋体" w:eastAsia="宋体" w:cs="宋体"/>
+          <w:sz w:val="24"/>
+          <w:szCs w:val="24"/>
+          <w:highlight w:val="none"/>
+        </w:rPr>
+        <w:t>大语言模型</w:t>
+      </w:r>
+      <w:r>
+        <w:rPr>
+          <w:rStyle w:val="46"/>
+          <w:rFonts w:hint="eastAsia" w:ascii="宋体" w:hAnsi="宋体" w:cs="宋体"/>
+          <w:sz w:val="24"/>
+          <w:szCs w:val="24"/>
+          <w:highlight w:val="none"/>
+          <w:lang w:eastAsia="zh-CN"/>
+        </w:rPr>
+        <w:t>，</w:t>
       </w:r>
       <w:r>
         <w:rPr>
@@ -2836,12 +2910,34 @@
       <w:r>
         <w:rPr>
           <w:rStyle w:val="46"/>
+          <w:rFonts w:hint="eastAsia" w:cs="Times New Roman"/>
+          <w:sz w:val="24"/>
+          <w:szCs w:val="24"/>
+          <w:highlight w:val="none"/>
+          <w:lang w:eastAsia="zh-CN"/>
+        </w:rPr>
+        <w:t>，</w:t>
+      </w:r>
+      <w:r>
+        <w:rPr>
+          <w:rStyle w:val="46"/>
           <w:rFonts w:hint="eastAsia" w:ascii="宋体" w:hAnsi="宋体" w:eastAsia="宋体" w:cs="宋体"/>
           <w:sz w:val="24"/>
           <w:szCs w:val="24"/>
           <w:highlight w:val="none"/>
         </w:rPr>
-        <w:t>；代码生成；</w:t>
+        <w:t>代码生成</w:t>
+      </w:r>
+      <w:r>
+        <w:rPr>
+          <w:rStyle w:val="46"/>
+          <w:rFonts w:hint="eastAsia" w:ascii="宋体" w:hAnsi="宋体" w:cs="宋体"/>
+          <w:sz w:val="24"/>
+          <w:szCs w:val="24"/>
+          <w:highlight w:val="none"/>
+          <w:lang w:eastAsia="zh-CN"/>
+        </w:rPr>
+        <w:t>，</w:t>
       </w:r>
       <w:r>
         <w:rPr>
@@ -3421,12 +3517,23 @@
         <w:rPr>
           <w:rStyle w:val="52"/>
           <w:rFonts w:hint="default" w:ascii="Times New Roman" w:hAnsi="Times New Roman" w:cs="Times New Roman"/>
-          <w:sz w:val="30"/>
-          <w:szCs w:val="30"/>
-          <w:highlight w:val="none"/>
-          <w:lang w:val="en-US" w:eastAsia="zh-CN"/>
-        </w:rPr>
-        <w:t xml:space="preserve"> </w:t>
+          <w:sz w:val="24"/>
+          <w:szCs w:val="24"/>
+          <w:highlight w:val="none"/>
+          <w:lang w:val="en-US" w:eastAsia="zh-CN"/>
+        </w:rPr>
+        <w:t>Prompt Engineering</w:t>
+      </w:r>
+      <w:r>
+        <w:rPr>
+          <w:rStyle w:val="52"/>
+          <w:rFonts w:hint="eastAsia" w:cs="Times New Roman"/>
+          <w:sz w:val="24"/>
+          <w:szCs w:val="24"/>
+          <w:highlight w:val="none"/>
+          <w:lang w:val="en-US" w:eastAsia="zh-CN"/>
+        </w:rPr>
+        <w:t xml:space="preserve">, </w:t>
       </w:r>
       <w:r>
         <w:rPr>
@@ -3437,7 +3544,73 @@
           <w:highlight w:val="none"/>
           <w:lang w:val="en-US" w:eastAsia="zh-CN"/>
         </w:rPr>
-        <w:t>Prompt Engineering; Large Language Models; ARINC 653; Code Generation; IMA</w:t>
+        <w:t>Large Language Models</w:t>
+      </w:r>
+      <w:r>
+        <w:rPr>
+          <w:rStyle w:val="52"/>
+          <w:rFonts w:hint="eastAsia" w:cs="Times New Roman"/>
+          <w:sz w:val="24"/>
+          <w:szCs w:val="24"/>
+          <w:highlight w:val="none"/>
+          <w:lang w:val="en-US" w:eastAsia="zh-CN"/>
+        </w:rPr>
+        <w:t xml:space="preserve">, </w:t>
+      </w:r>
+      <w:r>
+        <w:rPr>
+          <w:rStyle w:val="52"/>
+          <w:rFonts w:hint="default" w:ascii="Times New Roman" w:hAnsi="Times New Roman" w:cs="Times New Roman"/>
+          <w:sz w:val="24"/>
+          <w:szCs w:val="24"/>
+          <w:highlight w:val="none"/>
+          <w:lang w:val="en-US" w:eastAsia="zh-CN"/>
+        </w:rPr>
+        <w:t>ARINC 653</w:t>
+      </w:r>
+      <w:r>
+        <w:rPr>
+          <w:rStyle w:val="52"/>
+          <w:rFonts w:hint="eastAsia" w:cs="Times New Roman"/>
+          <w:sz w:val="24"/>
+          <w:szCs w:val="24"/>
+          <w:highlight w:val="none"/>
+          <w:lang w:val="en-US" w:eastAsia="zh-CN"/>
+        </w:rPr>
+        <w:t xml:space="preserve">, </w:t>
+      </w:r>
+      <w:r>
+        <w:rPr>
+          <w:rStyle w:val="52"/>
+          <w:rFonts w:hint="default" w:ascii="Times New Roman" w:hAnsi="Times New Roman" w:cs="Times New Roman"/>
+          <w:sz w:val="24"/>
+          <w:szCs w:val="24"/>
+          <w:highlight w:val="none"/>
+          <w:lang w:val="en-US" w:eastAsia="zh-CN"/>
+        </w:rPr>
+        <w:t>Code Generation</w:t>
+      </w:r>
+      <w:r>
+        <w:rPr>
+          <w:rStyle w:val="52"/>
+          <w:rFonts w:hint="eastAsia" w:cs="Times New Roman"/>
+          <w:sz w:val="24"/>
+          <w:szCs w:val="24"/>
+          <w:highlight w:val="none"/>
+          <w:lang w:val="en-US" w:eastAsia="zh-CN"/>
+        </w:rPr>
+        <w:t xml:space="preserve">, </w:t>
+      </w:r>
+      <w:r>
+        <w:rPr>
+          <w:rStyle w:val="52"/>
+          <w:rFonts w:hint="default" w:ascii="Times New Roman" w:hAnsi="Times New Roman" w:cs="Times New Roman"/>
+          <w:sz w:val="24"/>
+          <w:szCs w:val="24"/>
+          <w:highlight w:val="none"/>
+          <w:lang w:val="en-US" w:eastAsia="zh-CN"/>
+        </w:rPr>
+        <w:t>IMA</w:t>
       </w:r>
       <w:r>
         <w:rPr>
@@ -5579,7 +5752,7 @@
           <w:highlight w:val="none"/>
           <w:lang w:val="en-US" w:eastAsia="zh-CN"/>
         </w:rPr>
-        <w:t>3</w:t>
+        <w:t>3系统</w:t>
       </w:r>
       <w:r>
         <w:tab/>
@@ -6634,7 +6807,7 @@
         <w:rPr>
           <w:highlight w:val="none"/>
         </w:rPr>
-        <w:instrText xml:space="preserve"> HYPERLINK \l _Toc27736 </w:instrText>
+        <w:instrText xml:space="preserve"> HYPERLINK \l _Toc27116 </w:instrText>
       </w:r>
       <w:r>
         <w:rPr>
@@ -6644,14 +6817,17 @@
       </w:r>
       <w:r>
         <w:rPr>
-          <w:rFonts w:hint="eastAsia" w:ascii="宋体" w:hAnsi="宋体" w:eastAsia="宋体" w:cs="宋体"/>
-          <w:i w:val="0"/>
-          <w:strike w:val="0"/>
-          <w:kern w:val="2"/>
-          <w:szCs w:val="32"/>
-          <w:lang w:val="en-US" w:eastAsia="zh-CN" w:bidi="ar-SA"/>
-        </w:rPr>
-        <w:t>图4-9以雷达图的形式将四种提示策略进行了对比</w:t>
+          <w:rFonts w:hint="eastAsia"/>
+        </w:rPr>
+        <w:t xml:space="preserve">4.2.2 </w:t>
+      </w:r>
+      <w:r>
+        <w:rPr>
+          <w:rFonts w:hint="eastAsia"/>
+          <w:highlight w:val="none"/>
+          <w:lang w:val="en-US" w:eastAsia="zh-CN"/>
+        </w:rPr>
+        <w:t>结构完整性分析</w:t>
       </w:r>
       <w:r>
         <w:tab/>
@@ -6660,13 +6836,13 @@
         <w:fldChar w:fldCharType="begin"/>
       </w:r>
       <w:r>
-        <w:instrText xml:space="preserve"> PAGEREF _Toc27736 \h </w:instrText>
+        <w:instrText xml:space="preserve"> PAGEREF _Toc27116 \h </w:instrText>
       </w:r>
       <w:r>
         <w:fldChar w:fldCharType="separate"/>
       </w:r>
       <w:r>
-        <w:t>- 21 -</w:t>
+        <w:t>- 22 -</w:t>
       </w:r>
       <w:r>
         <w:fldChar w:fldCharType="end"/>
@@ -6698,7 +6874,7 @@
         <w:rPr>
           <w:highlight w:val="none"/>
         </w:rPr>
-        <w:instrText xml:space="preserve"> HYPERLINK \l _Toc27116 </w:instrText>
+        <w:instrText xml:space="preserve"> HYPERLINK \l _Toc4523 </w:instrText>
       </w:r>
       <w:r>
         <w:rPr>
@@ -6710,15 +6886,15 @@
         <w:rPr>
           <w:rFonts w:hint="eastAsia"/>
         </w:rPr>
-        <w:t xml:space="preserve">4.2.2 </w:t>
-      </w:r>
-      <w:r>
-        <w:rPr>
-          <w:rFonts w:hint="eastAsia"/>
-          <w:highlight w:val="none"/>
-          <w:lang w:val="en-US" w:eastAsia="zh-CN"/>
-        </w:rPr>
-        <w:t>结构完整性分析</w:t>
+        <w:t xml:space="preserve">4.2.3 </w:t>
+      </w:r>
+      <w:r>
+        <w:rPr>
+          <w:rFonts w:hint="eastAsia"/>
+          <w:highlight w:val="none"/>
+          <w:lang w:val="en-US" w:eastAsia="zh-CN"/>
+        </w:rPr>
+        <w:t>API正确性分析</w:t>
       </w:r>
       <w:r>
         <w:tab/>
@@ -6727,7 +6903,7 @@
         <w:fldChar w:fldCharType="begin"/>
       </w:r>
       <w:r>
-        <w:instrText xml:space="preserve"> PAGEREF _Toc27116 \h </w:instrText>
+        <w:instrText xml:space="preserve"> PAGEREF _Toc4523 \h </w:instrText>
       </w:r>
       <w:r>
         <w:fldChar w:fldCharType="separate"/>
@@ -6765,7 +6941,7 @@
         <w:rPr>
           <w:highlight w:val="none"/>
         </w:rPr>
-        <w:instrText xml:space="preserve"> HYPERLINK \l _Toc4523 </w:instrText>
+        <w:instrText xml:space="preserve"> HYPERLINK \l _Toc11818 </w:instrText>
       </w:r>
       <w:r>
         <w:rPr>
@@ -6777,15 +6953,15 @@
         <w:rPr>
           <w:rFonts w:hint="eastAsia"/>
         </w:rPr>
-        <w:t xml:space="preserve">4.2.3 </w:t>
-      </w:r>
-      <w:r>
-        <w:rPr>
-          <w:rFonts w:hint="eastAsia"/>
-          <w:highlight w:val="none"/>
-          <w:lang w:val="en-US" w:eastAsia="zh-CN"/>
-        </w:rPr>
-        <w:t>API正确性分析</w:t>
+        <w:t xml:space="preserve">4.2.4 </w:t>
+      </w:r>
+      <w:r>
+        <w:rPr>
+          <w:rFonts w:hint="eastAsia"/>
+          <w:highlight w:val="none"/>
+          <w:lang w:val="en-US" w:eastAsia="zh-CN"/>
+        </w:rPr>
+        <w:t>语义一致性分析</w:t>
       </w:r>
       <w:r>
         <w:tab/>
@@ -6794,7 +6970,7 @@
         <w:fldChar w:fldCharType="begin"/>
       </w:r>
       <w:r>
-        <w:instrText xml:space="preserve"> PAGEREF _Toc4523 \h </w:instrText>
+        <w:instrText xml:space="preserve"> PAGEREF _Toc11818 \h </w:instrText>
       </w:r>
       <w:r>
         <w:fldChar w:fldCharType="separate"/>
@@ -6832,7 +7008,7 @@
         <w:rPr>
           <w:highlight w:val="none"/>
         </w:rPr>
-        <w:instrText xml:space="preserve"> HYPERLINK \l _Toc11818 </w:instrText>
+        <w:instrText xml:space="preserve"> HYPERLINK \l _Toc32231 </w:instrText>
       </w:r>
       <w:r>
         <w:rPr>
@@ -6843,16 +7019,17 @@
       <w:r>
         <w:rPr>
           <w:rFonts w:hint="eastAsia"/>
-        </w:rPr>
-        <w:t xml:space="preserve">4.2.4 </w:t>
-      </w:r>
-      <w:r>
-        <w:rPr>
-          <w:rFonts w:hint="eastAsia"/>
-          <w:highlight w:val="none"/>
-          <w:lang w:val="en-US" w:eastAsia="zh-CN"/>
-        </w:rPr>
-        <w:t>语义一致性分析</w:t>
+          <w:lang w:val="en-US" w:eastAsia="zh-CN"/>
+        </w:rPr>
+        <w:t xml:space="preserve">4.2.5 </w:t>
+      </w:r>
+      <w:r>
+        <w:rPr>
+          <w:rFonts w:hint="eastAsia"/>
+          <w:highlight w:val="none"/>
+          <w:lang w:val="en-US" w:eastAsia="zh-CN"/>
+        </w:rPr>
+        <w:t>综合得分对比</w:t>
       </w:r>
       <w:r>
         <w:tab/>
@@ -6861,13 +7038,79 @@
         <w:fldChar w:fldCharType="begin"/>
       </w:r>
       <w:r>
-        <w:instrText xml:space="preserve"> PAGEREF _Toc11818 \h </w:instrText>
+        <w:instrText xml:space="preserve"> PAGEREF _Toc32231 \h </w:instrText>
       </w:r>
       <w:r>
         <w:fldChar w:fldCharType="separate"/>
       </w:r>
       <w:r>
         <w:t>- 22 -</w:t>
+      </w:r>
+      <w:r>
+        <w:fldChar w:fldCharType="end"/>
+      </w:r>
+      <w:r>
+        <w:rPr>
+          <w:highlight w:val="none"/>
+        </w:rPr>
+        <w:fldChar w:fldCharType="end"/>
+      </w:r>
+    </w:p>
+    <w:p>
+      <w:pPr>
+        <w:pStyle w:val="22"/>
+        <w:tabs>
+          <w:tab w:val="right" w:leader="dot" w:pos="9072"/>
+          <w:tab w:val="clear" w:pos="1470"/>
+          <w:tab w:val="clear" w:pos="9344"/>
+        </w:tabs>
+        <w:spacing w:line="360" w:lineRule="auto"/>
+      </w:pPr>
+      <w:r>
+        <w:rPr>
+          <w:highlight w:val="none"/>
+        </w:rPr>
+        <w:fldChar w:fldCharType="begin"/>
+      </w:r>
+      <w:r>
+        <w:rPr>
+          <w:highlight w:val="none"/>
+        </w:rPr>
+        <w:instrText xml:space="preserve"> HYPERLINK \l _Toc15799 </w:instrText>
+      </w:r>
+      <w:r>
+        <w:rPr>
+          <w:highlight w:val="none"/>
+        </w:rPr>
+        <w:fldChar w:fldCharType="separate"/>
+      </w:r>
+      <w:r>
+        <w:rPr>
+          <w:rFonts w:hint="eastAsia"/>
+        </w:rPr>
+        <w:t xml:space="preserve">4.3 </w:t>
+      </w:r>
+      <w:r>
+        <w:rPr>
+          <w:rFonts w:hint="eastAsia"/>
+          <w:highlight w:val="none"/>
+        </w:rPr>
+        <w:t>ARINC 653合规检查结果</w:t>
+      </w:r>
+      <w:r>
+        <w:tab/>
+      </w:r>
+      <w:r>
+        <w:fldChar w:fldCharType="begin"/>
+      </w:r>
+      <w:r>
+        <w:instrText xml:space="preserve"> PAGEREF _Toc15799 \h </w:instrText>
+      </w:r>
+      <w:r>
+        <w:fldChar w:fldCharType="separate"/>
+      </w:r>
+      <w:r>
+        <w:t>- 23 -</w:t>
       </w:r>
       <w:r>
         <w:fldChar w:fldCharType="end"/>
@@ -6899,7 +7142,7 @@
         <w:rPr>
           <w:highlight w:val="none"/>
         </w:rPr>
-        <w:instrText xml:space="preserve"> HYPERLINK \l _Toc32231 </w:instrText>
+        <w:instrText xml:space="preserve"> HYPERLINK \l _Toc21790 </w:instrText>
       </w:r>
       <w:r>
         <w:rPr>
@@ -6910,17 +7153,16 @@
       <w:r>
         <w:rPr>
           <w:rFonts w:hint="eastAsia"/>
-          <w:lang w:val="en-US" w:eastAsia="zh-CN"/>
-        </w:rPr>
-        <w:t xml:space="preserve">4.2.5 </w:t>
-      </w:r>
-      <w:r>
-        <w:rPr>
-          <w:rFonts w:hint="eastAsia"/>
-          <w:highlight w:val="none"/>
-          <w:lang w:val="en-US" w:eastAsia="zh-CN"/>
-        </w:rPr>
-        <w:t>综合得分对比</w:t>
+        </w:rPr>
+        <w:t xml:space="preserve">4.3.1 </w:t>
+      </w:r>
+      <w:r>
+        <w:rPr>
+          <w:rFonts w:hint="eastAsia"/>
+          <w:highlight w:val="none"/>
+          <w:lang w:val="en-US" w:eastAsia="zh-CN"/>
+        </w:rPr>
+        <w:t>各提示词策略合规率汇总</w:t>
       </w:r>
       <w:r>
         <w:tab/>
@@ -6929,13 +7171,216 @@
         <w:fldChar w:fldCharType="begin"/>
       </w:r>
       <w:r>
-        <w:instrText xml:space="preserve"> PAGEREF _Toc32231 \h </w:instrText>
+        <w:instrText xml:space="preserve"> PAGEREF _Toc21790 \h </w:instrText>
       </w:r>
       <w:r>
         <w:fldChar w:fldCharType="separate"/>
       </w:r>
       <w:r>
-        <w:t>- 22 -</w:t>
+        <w:t>- 23 -</w:t>
+      </w:r>
+      <w:r>
+        <w:fldChar w:fldCharType="end"/>
+      </w:r>
+      <w:r>
+        <w:rPr>
+          <w:highlight w:val="none"/>
+        </w:rPr>
+        <w:fldChar w:fldCharType="end"/>
+      </w:r>
+    </w:p>
+    <w:p>
+      <w:pPr>
+        <w:pStyle w:val="14"/>
+        <w:tabs>
+          <w:tab w:val="right" w:leader="dot" w:pos="9072"/>
+          <w:tab w:val="clear" w:pos="1680"/>
+          <w:tab w:val="clear" w:pos="9344"/>
+        </w:tabs>
+        <w:spacing w:line="360" w:lineRule="auto"/>
+      </w:pPr>
+      <w:r>
+        <w:rPr>
+          <w:highlight w:val="none"/>
+        </w:rPr>
+        <w:fldChar w:fldCharType="begin"/>
+      </w:r>
+      <w:r>
+        <w:rPr>
+          <w:highlight w:val="none"/>
+        </w:rPr>
+        <w:instrText xml:space="preserve"> HYPERLINK \l _Toc7829 </w:instrText>
+      </w:r>
+      <w:r>
+        <w:rPr>
+          <w:highlight w:val="none"/>
+        </w:rPr>
+        <w:fldChar w:fldCharType="separate"/>
+      </w:r>
+      <w:r>
+        <w:rPr>
+          <w:rFonts w:hint="eastAsia"/>
+        </w:rPr>
+        <w:t xml:space="preserve">4.3.2 </w:t>
+      </w:r>
+      <w:r>
+        <w:rPr>
+          <w:rFonts w:hint="eastAsia"/>
+          <w:highlight w:val="none"/>
+          <w:lang w:val="en-US" w:eastAsia="zh-CN"/>
+        </w:rPr>
+        <w:t>典型问题分析</w:t>
+      </w:r>
+      <w:r>
+        <w:tab/>
+      </w:r>
+      <w:r>
+        <w:fldChar w:fldCharType="begin"/>
+      </w:r>
+      <w:r>
+        <w:instrText xml:space="preserve"> PAGEREF _Toc7829 \h </w:instrText>
+      </w:r>
+      <w:r>
+        <w:fldChar w:fldCharType="separate"/>
+      </w:r>
+      <w:r>
+        <w:t>- 23 -</w:t>
+      </w:r>
+      <w:r>
+        <w:fldChar w:fldCharType="end"/>
+      </w:r>
+      <w:r>
+        <w:rPr>
+          <w:highlight w:val="none"/>
+        </w:rPr>
+        <w:fldChar w:fldCharType="end"/>
+      </w:r>
+    </w:p>
+    <w:p>
+      <w:pPr>
+        <w:pStyle w:val="14"/>
+        <w:tabs>
+          <w:tab w:val="right" w:leader="dot" w:pos="9072"/>
+          <w:tab w:val="clear" w:pos="1680"/>
+          <w:tab w:val="clear" w:pos="9344"/>
+        </w:tabs>
+        <w:spacing w:line="360" w:lineRule="auto"/>
+      </w:pPr>
+      <w:r>
+        <w:rPr>
+          <w:highlight w:val="none"/>
+        </w:rPr>
+        <w:fldChar w:fldCharType="begin"/>
+      </w:r>
+      <w:r>
+        <w:rPr>
+          <w:highlight w:val="none"/>
+        </w:rPr>
+        <w:instrText xml:space="preserve"> HYPERLINK \l _Toc5793 </w:instrText>
+      </w:r>
+      <w:r>
+        <w:rPr>
+          <w:highlight w:val="none"/>
+        </w:rPr>
+        <w:fldChar w:fldCharType="separate"/>
+      </w:r>
+      <w:r>
+        <w:rPr>
+          <w:rFonts w:hint="eastAsia"/>
+          <w:lang w:val="en-US" w:eastAsia="zh-CN"/>
+        </w:rPr>
+        <w:t xml:space="preserve">4.3.3 </w:t>
+      </w:r>
+      <w:r>
+        <w:rPr>
+          <w:rFonts w:hint="eastAsia"/>
+          <w:highlight w:val="none"/>
+          <w:lang w:val="en-US" w:eastAsia="zh-CN"/>
+        </w:rPr>
+        <w:t>合规检查与三维评分的对比分析</w:t>
+      </w:r>
+      <w:r>
+        <w:tab/>
+      </w:r>
+      <w:r>
+        <w:fldChar w:fldCharType="begin"/>
+      </w:r>
+      <w:r>
+        <w:instrText xml:space="preserve"> PAGEREF _Toc5793 \h </w:instrText>
+      </w:r>
+      <w:r>
+        <w:fldChar w:fldCharType="separate"/>
+      </w:r>
+      <w:r>
+        <w:t>- 24 -</w:t>
+      </w:r>
+      <w:r>
+        <w:fldChar w:fldCharType="end"/>
+      </w:r>
+      <w:r>
+        <w:rPr>
+          <w:highlight w:val="none"/>
+        </w:rPr>
+        <w:fldChar w:fldCharType="end"/>
+      </w:r>
+    </w:p>
+    <w:p>
+      <w:pPr>
+        <w:pStyle w:val="14"/>
+        <w:tabs>
+          <w:tab w:val="right" w:leader="dot" w:pos="9072"/>
+          <w:tab w:val="clear" w:pos="1680"/>
+          <w:tab w:val="clear" w:pos="9344"/>
+        </w:tabs>
+        <w:spacing w:line="360" w:lineRule="auto"/>
+      </w:pPr>
+      <w:r>
+        <w:rPr>
+          <w:highlight w:val="none"/>
+        </w:rPr>
+        <w:fldChar w:fldCharType="begin"/>
+      </w:r>
+      <w:r>
+        <w:rPr>
+          <w:highlight w:val="none"/>
+        </w:rPr>
+        <w:instrText xml:space="preserve"> HYPERLINK \l _Toc26328 </w:instrText>
+      </w:r>
+      <w:r>
+        <w:rPr>
+          <w:highlight w:val="none"/>
+        </w:rPr>
+        <w:fldChar w:fldCharType="separate"/>
+      </w:r>
+      <w:r>
+        <w:rPr>
+          <w:rFonts w:hint="eastAsia"/>
+          <w:lang w:val="en-US" w:eastAsia="zh-CN"/>
+        </w:rPr>
+        <w:t xml:space="preserve">4.3.4 </w:t>
+      </w:r>
+      <w:r>
+        <w:rPr>
+          <w:rFonts w:hint="eastAsia"/>
+          <w:highlight w:val="none"/>
+          <w:lang w:val="en-US" w:eastAsia="zh-CN"/>
+        </w:rPr>
+        <w:t>综合评估结论</w:t>
+      </w:r>
+      <w:r>
+        <w:tab/>
+      </w:r>
+      <w:r>
+        <w:fldChar w:fldCharType="begin"/>
+      </w:r>
+      <w:r>
+        <w:instrText xml:space="preserve"> PAGEREF _Toc26328 \h </w:instrText>
+      </w:r>
+      <w:r>
+        <w:fldChar w:fldCharType="separate"/>
+      </w:r>
+      <w:r>
+        <w:t>- 25 -</w:t>
       </w:r>
       <w:r>
         <w:fldChar w:fldCharType="end"/>
@@ -6967,7 +7412,7 @@
         <w:rPr>
           <w:highlight w:val="none"/>
         </w:rPr>
-        <w:instrText xml:space="preserve"> HYPERLINK \l _Toc15799 </w:instrText>
+        <w:instrText xml:space="preserve"> HYPERLINK \l _Toc27666 </w:instrText>
       </w:r>
       <w:r>
         <w:rPr>
@@ -6979,7 +7424,7 @@
         <w:rPr>
           <w:rFonts w:hint="eastAsia"/>
         </w:rPr>
-        <w:t xml:space="preserve">4.3 </w:t>
+        <w:t xml:space="preserve">4.4 </w:t>
       </w:r>
       <w:r>
         <w:rPr>
@@ -6995,13 +7440,13 @@
         <w:fldChar w:fldCharType="begin"/>
       </w:r>
       <w:r>
-        <w:instrText xml:space="preserve"> PAGEREF _Toc15799 \h </w:instrText>
+        <w:instrText xml:space="preserve"> PAGEREF _Toc27666 \h </w:instrText>
       </w:r>
       <w:r>
         <w:fldChar w:fldCharType="separate"/>
       </w:r>
       <w:r>
-        <w:t>- 23 -</w:t>
+        <w:t>- 26 -</w:t>
       </w:r>
       <w:r>
         <w:fldChar w:fldCharType="end"/>
@@ -7033,7 +7478,7 @@
         <w:rPr>
           <w:highlight w:val="none"/>
         </w:rPr>
-        <w:instrText xml:space="preserve"> HYPERLINK \l _Toc21790 </w:instrText>
+        <w:instrText xml:space="preserve"> HYPERLINK \l _Toc24054 </w:instrText>
       </w:r>
       <w:r>
         <w:rPr>
@@ -7044,16 +7489,17 @@
       <w:r>
         <w:rPr>
           <w:rFonts w:hint="eastAsia"/>
-        </w:rPr>
-        <w:t xml:space="preserve">4.3.1 </w:t>
-      </w:r>
-      <w:r>
-        <w:rPr>
-          <w:rFonts w:hint="eastAsia"/>
-          <w:highlight w:val="none"/>
-          <w:lang w:val="en-US" w:eastAsia="zh-CN"/>
-        </w:rPr>
-        <w:t>各提示词策略合规率汇总</w:t>
+          <w:lang w:val="en-US" w:eastAsia="zh-CN"/>
+        </w:rPr>
+        <w:t xml:space="preserve">4.4.1 </w:t>
+      </w:r>
+      <w:r>
+        <w:rPr>
+          <w:rFonts w:hint="eastAsia"/>
+          <w:highlight w:val="none"/>
+          <w:lang w:val="en-US" w:eastAsia="zh-CN"/>
+        </w:rPr>
+        <w:t>三维评分结果</w:t>
       </w:r>
       <w:r>
         <w:tab/>
@@ -7062,13 +7508,13 @@
         <w:fldChar w:fldCharType="begin"/>
       </w:r>
       <w:r>
-        <w:instrText xml:space="preserve"> PAGEREF _Toc21790 \h </w:instrText>
+        <w:instrText xml:space="preserve"> PAGEREF _Toc24054 \h </w:instrText>
       </w:r>
       <w:r>
         <w:fldChar w:fldCharType="separate"/>
       </w:r>
       <w:r>
-        <w:t>- 23 -</w:t>
+        <w:t>- 26 -</w:t>
       </w:r>
       <w:r>
         <w:fldChar w:fldCharType="end"/>
@@ -7100,7 +7546,7 @@
         <w:rPr>
           <w:highlight w:val="none"/>
         </w:rPr>
-        <w:instrText xml:space="preserve"> HYPERLINK \l _Toc7829 </w:instrText>
+        <w:instrText xml:space="preserve"> HYPERLINK \l _Toc6657 </w:instrText>
       </w:r>
       <w:r>
         <w:rPr>
@@ -7111,16 +7557,9 @@
       <w:r>
         <w:rPr>
           <w:rFonts w:hint="eastAsia"/>
-        </w:rPr>
-        <w:t xml:space="preserve">4.3.2 </w:t>
-      </w:r>
-      <w:r>
-        <w:rPr>
-          <w:rFonts w:hint="eastAsia"/>
-          <w:highlight w:val="none"/>
-          <w:lang w:val="en-US" w:eastAsia="zh-CN"/>
-        </w:rPr>
-        <w:t>典型问题分析</w:t>
+          <w:lang w:val="en-US" w:eastAsia="zh-CN"/>
+        </w:rPr>
+        <w:t>4.4.2 ARINC653合规检查</w:t>
       </w:r>
       <w:r>
         <w:tab/>
@@ -7129,13 +7568,13 @@
         <w:fldChar w:fldCharType="begin"/>
       </w:r>
       <w:r>
-        <w:instrText xml:space="preserve"> PAGEREF _Toc7829 \h </w:instrText>
+        <w:instrText xml:space="preserve"> PAGEREF _Toc6657 \h </w:instrText>
       </w:r>
       <w:r>
         <w:fldChar w:fldCharType="separate"/>
       </w:r>
       <w:r>
-        <w:t>- 23 -</w:t>
+        <w:t>- 26 -</w:t>
       </w:r>
       <w:r>
         <w:fldChar w:fldCharType="end"/>
@@ -7167,7 +7606,7 @@
         <w:rPr>
           <w:highlight w:val="none"/>
         </w:rPr>
-        <w:instrText xml:space="preserve"> HYPERLINK \l _Toc5793 </w:instrText>
+        <w:instrText xml:space="preserve"> HYPERLINK \l _Toc11627 </w:instrText>
       </w:r>
       <w:r>
         <w:rPr>
@@ -7180,15 +7619,15 @@
           <w:rFonts w:hint="eastAsia"/>
           <w:lang w:val="en-US" w:eastAsia="zh-CN"/>
         </w:rPr>
-        <w:t xml:space="preserve">4.3.3 </w:t>
-      </w:r>
-      <w:r>
-        <w:rPr>
-          <w:rFonts w:hint="eastAsia"/>
-          <w:highlight w:val="none"/>
-          <w:lang w:val="en-US" w:eastAsia="zh-CN"/>
-        </w:rPr>
-        <w:t>合规检查与三维评分的对比分析</w:t>
+        <w:t xml:space="preserve">4.4.3 </w:t>
+      </w:r>
+      <w:r>
+        <w:rPr>
+          <w:rFonts w:hint="eastAsia"/>
+          <w:highlight w:val="none"/>
+          <w:lang w:val="en-US" w:eastAsia="zh-CN"/>
+        </w:rPr>
+        <w:t>IMA2与IMA3实验结果对比</w:t>
       </w:r>
       <w:r>
         <w:tab/>
@@ -7197,13 +7636,77 @@
         <w:fldChar w:fldCharType="begin"/>
       </w:r>
       <w:r>
-        <w:instrText xml:space="preserve"> PAGEREF _Toc5793 \h </w:instrText>
+        <w:instrText xml:space="preserve"> PAGEREF _Toc11627 \h </w:instrText>
       </w:r>
       <w:r>
         <w:fldChar w:fldCharType="separate"/>
       </w:r>
       <w:r>
-        <w:t>- 24 -</w:t>
+        <w:t>- 27 -</w:t>
+      </w:r>
+      <w:r>
+        <w:fldChar w:fldCharType="end"/>
+      </w:r>
+      <w:r>
+        <w:rPr>
+          <w:highlight w:val="none"/>
+        </w:rPr>
+        <w:fldChar w:fldCharType="end"/>
+      </w:r>
+    </w:p>
+    <w:p>
+      <w:pPr>
+        <w:pStyle w:val="22"/>
+        <w:tabs>
+          <w:tab w:val="right" w:leader="dot" w:pos="9072"/>
+          <w:tab w:val="clear" w:pos="1470"/>
+          <w:tab w:val="clear" w:pos="9344"/>
+        </w:tabs>
+        <w:spacing w:line="360" w:lineRule="auto"/>
+      </w:pPr>
+      <w:r>
+        <w:rPr>
+          <w:highlight w:val="none"/>
+        </w:rPr>
+        <w:fldChar w:fldCharType="begin"/>
+      </w:r>
+      <w:r>
+        <w:rPr>
+          <w:highlight w:val="none"/>
+        </w:rPr>
+        <w:instrText xml:space="preserve"> HYPERLINK \l _Toc26239 </w:instrText>
+      </w:r>
+      <w:r>
+        <w:rPr>
+          <w:highlight w:val="none"/>
+        </w:rPr>
+        <w:fldChar w:fldCharType="separate"/>
+      </w:r>
+      <w:r>
+        <w:rPr>
+          <w:rFonts w:hint="eastAsia" w:ascii="Times New Roman" w:hAnsi="Times New Roman" w:eastAsia="宋体" w:cs="Courier New"/>
+          <w:bCs/>
+          <w:kern w:val="2"/>
+          <w:sz w:val="24"/>
+          <w:szCs w:val="24"/>
+          <w:lang w:val="en-US" w:eastAsia="zh-CN" w:bidi="ar-SA"/>
+        </w:rPr>
+        <w:t>4.5 工具设计与实现</w:t>
+      </w:r>
+      <w:r>
+        <w:tab/>
+      </w:r>
+      <w:r>
+        <w:fldChar w:fldCharType="begin"/>
+      </w:r>
+      <w:r>
+        <w:instrText xml:space="preserve"> PAGEREF _Toc26239 \h </w:instrText>
+      </w:r>
+      <w:r>
+        <w:fldChar w:fldCharType="separate"/>
+      </w:r>
+      <w:r>
+        <w:t>- 27 -</w:t>
       </w:r>
       <w:r>
         <w:fldChar w:fldCharType="end"/>
@@ -7235,7 +7738,7 @@
         <w:rPr>
           <w:highlight w:val="none"/>
         </w:rPr>
-        <w:instrText xml:space="preserve"> HYPERLINK \l _Toc26328 </w:instrText>
+        <w:instrText xml:space="preserve"> HYPERLINK \l _Toc17274 </w:instrText>
       </w:r>
       <w:r>
         <w:rPr>
@@ -7246,17 +7749,16 @@
       <w:r>
         <w:rPr>
           <w:rFonts w:hint="eastAsia"/>
-          <w:lang w:val="en-US" w:eastAsia="zh-CN"/>
-        </w:rPr>
-        <w:t xml:space="preserve">4.3.4 </w:t>
-      </w:r>
-      <w:r>
-        <w:rPr>
-          <w:rFonts w:hint="eastAsia"/>
-          <w:highlight w:val="none"/>
-          <w:lang w:val="en-US" w:eastAsia="zh-CN"/>
-        </w:rPr>
-        <w:t>综合评估结论</w:t>
+        </w:rPr>
+        <w:t xml:space="preserve">4.5.1 </w:t>
+      </w:r>
+      <w:r>
+        <w:rPr>
+          <w:rFonts w:hint="eastAsia"/>
+          <w:highlight w:val="none"/>
+          <w:lang w:val="en-US" w:eastAsia="zh-CN"/>
+        </w:rPr>
+        <w:t>核心评估模块</w:t>
       </w:r>
       <w:r>
         <w:tab/>
@@ -7265,13 +7767,80 @@
         <w:fldChar w:fldCharType="begin"/>
       </w:r>
       <w:r>
-        <w:instrText xml:space="preserve"> PAGEREF _Toc26328 \h </w:instrText>
+        <w:instrText xml:space="preserve"> PAGEREF _Toc17274 \h </w:instrText>
       </w:r>
       <w:r>
         <w:fldChar w:fldCharType="separate"/>
       </w:r>
       <w:r>
-        <w:t>- 25 -</w:t>
+        <w:t>- 28 -</w:t>
+      </w:r>
+      <w:r>
+        <w:fldChar w:fldCharType="end"/>
+      </w:r>
+      <w:r>
+        <w:rPr>
+          <w:highlight w:val="none"/>
+        </w:rPr>
+        <w:fldChar w:fldCharType="end"/>
+      </w:r>
+    </w:p>
+    <w:p>
+      <w:pPr>
+        <w:pStyle w:val="14"/>
+        <w:tabs>
+          <w:tab w:val="right" w:leader="dot" w:pos="9072"/>
+          <w:tab w:val="clear" w:pos="1680"/>
+          <w:tab w:val="clear" w:pos="9344"/>
+        </w:tabs>
+        <w:spacing w:line="360" w:lineRule="auto"/>
+      </w:pPr>
+      <w:r>
+        <w:rPr>
+          <w:highlight w:val="none"/>
+        </w:rPr>
+        <w:fldChar w:fldCharType="begin"/>
+      </w:r>
+      <w:r>
+        <w:rPr>
+          <w:highlight w:val="none"/>
+        </w:rPr>
+        <w:instrText xml:space="preserve"> HYPERLINK \l _Toc11601 </w:instrText>
+      </w:r>
+      <w:r>
+        <w:rPr>
+          <w:highlight w:val="none"/>
+        </w:rPr>
+        <w:fldChar w:fldCharType="separate"/>
+      </w:r>
+      <w:r>
+        <w:rPr>
+          <w:rFonts w:hint="eastAsia"/>
+        </w:rPr>
+        <w:t xml:space="preserve">4.5.2 </w:t>
+      </w:r>
+      <w:r>
+        <w:rPr>
+          <w:rFonts w:hint="eastAsia"/>
+          <w:highlight w:val="none"/>
+          <w:lang w:val="en-US" w:eastAsia="zh-CN"/>
+        </w:rPr>
+        <w:t>图形化评估界面</w:t>
+      </w:r>
+      <w:r>
+        <w:tab/>
+      </w:r>
+      <w:r>
+        <w:fldChar w:fldCharType="begin"/>
+      </w:r>
+      <w:r>
+        <w:instrText xml:space="preserve"> PAGEREF _Toc11601 \h </w:instrText>
+      </w:r>
+      <w:r>
+        <w:fldChar w:fldCharType="separate"/>
+      </w:r>
+      <w:r>
+        <w:t>- 28 -</w:t>
       </w:r>
       <w:r>
         <w:fldChar w:fldCharType="end"/>
@@ -7303,7 +7872,7 @@
         <w:rPr>
           <w:highlight w:val="none"/>
         </w:rPr>
-        <w:instrText xml:space="preserve"> HYPERLINK \l _Toc27666 </w:instrText>
+        <w:instrText xml:space="preserve"> HYPERLINK \l _Toc24865 </w:instrText>
       </w:r>
       <w:r>
         <w:rPr>
@@ -7315,14 +7884,15 @@
         <w:rPr>
           <w:rFonts w:hint="eastAsia"/>
         </w:rPr>
-        <w:t xml:space="preserve">4.4 </w:t>
-      </w:r>
-      <w:r>
-        <w:rPr>
-          <w:rFonts w:hint="eastAsia"/>
-          <w:highlight w:val="none"/>
-        </w:rPr>
-        <w:t>ARINC 653合规检查结果</w:t>
+        <w:t xml:space="preserve">4.6 </w:t>
+      </w:r>
+      <w:r>
+        <w:rPr>
+          <w:rFonts w:hint="eastAsia"/>
+          <w:highlight w:val="none"/>
+          <w:lang w:val="en-US" w:eastAsia="zh-CN"/>
+        </w:rPr>
+        <w:t>本章小结</w:t>
       </w:r>
       <w:r>
         <w:tab/>
@@ -7331,13 +7901,13 @@
         <w:fldChar w:fldCharType="begin"/>
       </w:r>
       <w:r>
-        <w:instrText xml:space="preserve"> PAGEREF _Toc27666 \h </w:instrText>
+        <w:instrText xml:space="preserve"> PAGEREF _Toc24865 \h </w:instrText>
       </w:r>
       <w:r>
         <w:fldChar w:fldCharType="separate"/>
       </w:r>
       <w:r>
-        <w:t>- 26 -</w:t>
+        <w:t>- 32 -</w:t>
       </w:r>
       <w:r>
         <w:fldChar w:fldCharType="end"/>
@@ -7351,10 +7921,9 @@
     </w:p>
     <w:p>
       <w:pPr>
-        <w:pStyle w:val="14"/>
+        <w:pStyle w:val="19"/>
         <w:tabs>
           <w:tab w:val="right" w:leader="dot" w:pos="9072"/>
-          <w:tab w:val="clear" w:pos="1680"/>
           <w:tab w:val="clear" w:pos="9344"/>
         </w:tabs>
         <w:spacing w:line="360" w:lineRule="auto"/>
@@ -7369,7 +7938,7 @@
         <w:rPr>
           <w:highlight w:val="none"/>
         </w:rPr>
-        <w:instrText xml:space="preserve"> HYPERLINK \l _Toc24054 </w:instrText>
+        <w:instrText xml:space="preserve"> HYPERLINK \l _Toc22181 </w:instrText>
       </w:r>
       <w:r>
         <w:rPr>
@@ -7382,15 +7951,15 @@
           <w:rFonts w:hint="eastAsia"/>
           <w:lang w:val="en-US" w:eastAsia="zh-CN"/>
         </w:rPr>
-        <w:t xml:space="preserve">4.4.1 </w:t>
-      </w:r>
-      <w:r>
-        <w:rPr>
-          <w:rFonts w:hint="eastAsia"/>
-          <w:highlight w:val="none"/>
-          <w:lang w:val="en-US" w:eastAsia="zh-CN"/>
-        </w:rPr>
-        <w:t>三维评分结果</w:t>
+        <w:t xml:space="preserve">第五章 </w:t>
+      </w:r>
+      <w:r>
+        <w:rPr>
+          <w:rFonts w:hint="eastAsia"/>
+          <w:highlight w:val="none"/>
+          <w:lang w:val="en-US" w:eastAsia="zh-CN"/>
+        </w:rPr>
+        <w:t>总结与展望</w:t>
       </w:r>
       <w:r>
         <w:tab/>
@@ -7399,149 +7968,13 @@
         <w:fldChar w:fldCharType="begin"/>
       </w:r>
       <w:r>
-        <w:instrText xml:space="preserve"> PAGEREF _Toc24054 \h </w:instrText>
+        <w:instrText xml:space="preserve"> PAGEREF _Toc22181 \h </w:instrText>
       </w:r>
       <w:r>
         <w:fldChar w:fldCharType="separate"/>
       </w:r>
       <w:r>
-        <w:t>- 26 -</w:t>
-      </w:r>
-      <w:r>
-        <w:fldChar w:fldCharType="end"/>
-      </w:r>
-      <w:r>
-        <w:rPr>
-          <w:highlight w:val="none"/>
-        </w:rPr>
-        <w:fldChar w:fldCharType="end"/>
-      </w:r>
-    </w:p>
-    <w:p>
-      <w:pPr>
-        <w:pStyle w:val="14"/>
-        <w:tabs>
-          <w:tab w:val="right" w:leader="dot" w:pos="9072"/>
-          <w:tab w:val="clear" w:pos="1680"/>
-          <w:tab w:val="clear" w:pos="9344"/>
-        </w:tabs>
-        <w:spacing w:line="360" w:lineRule="auto"/>
-      </w:pPr>
-      <w:r>
-        <w:rPr>
-          <w:highlight w:val="none"/>
-        </w:rPr>
-        <w:fldChar w:fldCharType="begin"/>
-      </w:r>
-      <w:r>
-        <w:rPr>
-          <w:highlight w:val="none"/>
-        </w:rPr>
-        <w:instrText xml:space="preserve"> HYPERLINK \l _Toc6657 </w:instrText>
-      </w:r>
-      <w:r>
-        <w:rPr>
-          <w:highlight w:val="none"/>
-        </w:rPr>
-        <w:fldChar w:fldCharType="separate"/>
-      </w:r>
-      <w:r>
-        <w:rPr>
-          <w:rFonts w:hint="eastAsia" w:ascii="宋体" w:hAnsi="宋体" w:eastAsia="宋体" w:cs="宋体"/>
-          <w:szCs w:val="32"/>
-        </w:rPr>
-        <w:t xml:space="preserve">4.4.2 </w:t>
-      </w:r>
-      <w:r>
-        <w:rPr>
-          <w:rFonts w:hint="eastAsia"/>
-          <w:highlight w:val="none"/>
-          <w:lang w:val="en-US" w:eastAsia="zh-CN"/>
-        </w:rPr>
-        <w:t>ARINC653合规检查</w:t>
-      </w:r>
-      <w:r>
-        <w:tab/>
-      </w:r>
-      <w:r>
-        <w:fldChar w:fldCharType="begin"/>
-      </w:r>
-      <w:r>
-        <w:instrText xml:space="preserve"> PAGEREF _Toc6657 \h </w:instrText>
-      </w:r>
-      <w:r>
-        <w:fldChar w:fldCharType="separate"/>
-      </w:r>
-      <w:r>
-        <w:t>- 26 -</w:t>
-      </w:r>
-      <w:r>
-        <w:fldChar w:fldCharType="end"/>
-      </w:r>
-      <w:r>
-        <w:rPr>
-          <w:highlight w:val="none"/>
-        </w:rPr>
-        <w:fldChar w:fldCharType="end"/>
-      </w:r>
-    </w:p>
-    <w:p>
-      <w:pPr>
-        <w:pStyle w:val="14"/>
-        <w:tabs>
-          <w:tab w:val="right" w:leader="dot" w:pos="9072"/>
-          <w:tab w:val="clear" w:pos="1680"/>
-          <w:tab w:val="clear" w:pos="9344"/>
-        </w:tabs>
-        <w:spacing w:line="360" w:lineRule="auto"/>
-      </w:pPr>
-      <w:r>
-        <w:rPr>
-          <w:highlight w:val="none"/>
-        </w:rPr>
-        <w:fldChar w:fldCharType="begin"/>
-      </w:r>
-      <w:r>
-        <w:rPr>
-          <w:highlight w:val="none"/>
-        </w:rPr>
-        <w:instrText xml:space="preserve"> HYPERLINK \l _Toc11627 </w:instrText>
-      </w:r>
-      <w:r>
-        <w:rPr>
-          <w:highlight w:val="none"/>
-        </w:rPr>
-        <w:fldChar w:fldCharType="separate"/>
-      </w:r>
-      <w:r>
-        <w:rPr>
-          <w:rFonts w:hint="eastAsia"/>
-          <w:lang w:val="en-US" w:eastAsia="zh-CN"/>
-        </w:rPr>
-        <w:t xml:space="preserve">4.4.3 </w:t>
-      </w:r>
-      <w:r>
-        <w:rPr>
-          <w:rFonts w:hint="eastAsia"/>
-          <w:highlight w:val="none"/>
-          <w:lang w:val="en-US" w:eastAsia="zh-CN"/>
-        </w:rPr>
-        <w:t>IMA2与IMA3实验结果对比</w:t>
-      </w:r>
-      <w:r>
-        <w:tab/>
-      </w:r>
-      <w:r>
-        <w:fldChar w:fldCharType="begin"/>
-      </w:r>
-      <w:r>
-        <w:instrText xml:space="preserve"> PAGEREF _Toc11627 \h </w:instrText>
-      </w:r>
-      <w:r>
-        <w:fldChar w:fldCharType="separate"/>
-      </w:r>
-      <w:r>
-        <w:t>- 27 -</w:t>
+        <w:t>- 33 -</w:t>
       </w:r>
       <w:r>
         <w:fldChar w:fldCharType="end"/>
@@ -7573,7 +8006,7 @@
         <w:rPr>
           <w:highlight w:val="none"/>
         </w:rPr>
-        <w:instrText xml:space="preserve"> HYPERLINK \l _Toc26239 </w:instrText>
+        <w:instrText xml:space="preserve"> HYPERLINK \l _Toc21618 </w:instrText>
       </w:r>
       <w:r>
         <w:rPr>
@@ -7584,16 +8017,17 @@
       <w:r>
         <w:rPr>
           <w:rFonts w:hint="eastAsia"/>
-        </w:rPr>
-        <w:t xml:space="preserve">4.5 </w:t>
-      </w:r>
-      <w:r>
-        <w:rPr>
-          <w:rFonts w:hint="eastAsia"/>
-          <w:highlight w:val="none"/>
-          <w:lang w:val="en-US" w:eastAsia="zh-CN"/>
-        </w:rPr>
-        <w:t>工具设计与实现</w:t>
+          <w:lang w:val="en-US" w:eastAsia="zh-CN"/>
+        </w:rPr>
+        <w:t xml:space="preserve">5.1 </w:t>
+      </w:r>
+      <w:r>
+        <w:rPr>
+          <w:rFonts w:hint="eastAsia"/>
+          <w:highlight w:val="none"/>
+          <w:lang w:val="en-US" w:eastAsia="zh-CN"/>
+        </w:rPr>
+        <w:t>研究工作总结</w:t>
       </w:r>
       <w:r>
         <w:tab/>
@@ -7602,147 +8036,13 @@
         <w:fldChar w:fldCharType="begin"/>
       </w:r>
       <w:r>
-        <w:instrText xml:space="preserve"> PAGEREF _Toc26239 \h </w:instrText>
+        <w:instrText xml:space="preserve"> PAGEREF _Toc21618 \h </w:instrText>
       </w:r>
       <w:r>
         <w:fldChar w:fldCharType="separate"/>
       </w:r>
       <w:r>
-        <w:t>- 27 -</w:t>
-      </w:r>
-      <w:r>
-        <w:fldChar w:fldCharType="end"/>
-      </w:r>
-      <w:r>
-        <w:rPr>
-          <w:highlight w:val="none"/>
-        </w:rPr>
-        <w:fldChar w:fldCharType="end"/>
-      </w:r>
-    </w:p>
-    <w:p>
-      <w:pPr>
-        <w:pStyle w:val="14"/>
-        <w:tabs>
-          <w:tab w:val="right" w:leader="dot" w:pos="9072"/>
-          <w:tab w:val="clear" w:pos="1680"/>
-          <w:tab w:val="clear" w:pos="9344"/>
-        </w:tabs>
-        <w:spacing w:line="360" w:lineRule="auto"/>
-      </w:pPr>
-      <w:r>
-        <w:rPr>
-          <w:highlight w:val="none"/>
-        </w:rPr>
-        <w:fldChar w:fldCharType="begin"/>
-      </w:r>
-      <w:r>
-        <w:rPr>
-          <w:highlight w:val="none"/>
-        </w:rPr>
-        <w:instrText xml:space="preserve"> HYPERLINK \l _Toc17274 </w:instrText>
-      </w:r>
-      <w:r>
-        <w:rPr>
-          <w:highlight w:val="none"/>
-        </w:rPr>
-        <w:fldChar w:fldCharType="separate"/>
-      </w:r>
-      <w:r>
-        <w:rPr>
-          <w:rFonts w:hint="eastAsia"/>
-        </w:rPr>
-        <w:t xml:space="preserve">4.5.1 </w:t>
-      </w:r>
-      <w:r>
-        <w:rPr>
-          <w:rFonts w:hint="eastAsia"/>
-          <w:highlight w:val="none"/>
-          <w:lang w:val="en-US" w:eastAsia="zh-CN"/>
-        </w:rPr>
-        <w:t>核心评估模块</w:t>
-      </w:r>
-      <w:r>
-        <w:tab/>
-      </w:r>
-      <w:r>
-        <w:fldChar w:fldCharType="begin"/>
-      </w:r>
-      <w:r>
-        <w:instrText xml:space="preserve"> PAGEREF _Toc17274 \h </w:instrText>
-      </w:r>
-      <w:r>
-        <w:fldChar w:fldCharType="separate"/>
-      </w:r>
-      <w:r>
-        <w:t>- 28 -</w:t>
-      </w:r>
-      <w:r>
-        <w:fldChar w:fldCharType="end"/>
-      </w:r>
-      <w:r>
-        <w:rPr>
-          <w:highlight w:val="none"/>
-        </w:rPr>
-        <w:fldChar w:fldCharType="end"/>
-      </w:r>
-    </w:p>
-    <w:p>
-      <w:pPr>
-        <w:pStyle w:val="14"/>
-        <w:tabs>
-          <w:tab w:val="right" w:leader="dot" w:pos="9072"/>
-          <w:tab w:val="clear" w:pos="1680"/>
-          <w:tab w:val="clear" w:pos="9344"/>
-        </w:tabs>
-        <w:spacing w:line="360" w:lineRule="auto"/>
-      </w:pPr>
-      <w:r>
-        <w:rPr>
-          <w:highlight w:val="none"/>
-        </w:rPr>
-        <w:fldChar w:fldCharType="begin"/>
-      </w:r>
-      <w:r>
-        <w:rPr>
-          <w:highlight w:val="none"/>
-        </w:rPr>
-        <w:instrText xml:space="preserve"> HYPERLINK \l _Toc11601 </w:instrText>
-      </w:r>
-      <w:r>
-        <w:rPr>
-          <w:highlight w:val="none"/>
-        </w:rPr>
-        <w:fldChar w:fldCharType="separate"/>
-      </w:r>
-      <w:r>
-        <w:rPr>
-          <w:rFonts w:hint="eastAsia"/>
-        </w:rPr>
-        <w:t xml:space="preserve">4.5.2 </w:t>
-      </w:r>
-      <w:r>
-        <w:rPr>
-          <w:rFonts w:hint="eastAsia"/>
-          <w:highlight w:val="none"/>
-          <w:lang w:val="en-US" w:eastAsia="zh-CN"/>
-        </w:rPr>
-        <w:t>图形化评估界面</w:t>
-      </w:r>
-      <w:r>
-        <w:tab/>
-      </w:r>
-      <w:r>
-        <w:fldChar w:fldCharType="begin"/>
-      </w:r>
-      <w:r>
-        <w:instrText xml:space="preserve"> PAGEREF _Toc11601 \h </w:instrText>
-      </w:r>
-      <w:r>
-        <w:fldChar w:fldCharType="separate"/>
-      </w:r>
-      <w:r>
-        <w:t>- 28 -</w:t>
+        <w:t>- 33 -</w:t>
       </w:r>
       <w:r>
         <w:fldChar w:fldCharType="end"/>
@@ -7774,7 +8074,7 @@
         <w:rPr>
           <w:highlight w:val="none"/>
         </w:rPr>
-        <w:instrText xml:space="preserve"> HYPERLINK \l _Toc24865 </w:instrText>
+        <w:instrText xml:space="preserve"> HYPERLINK \l _Toc19569 </w:instrText>
       </w:r>
       <w:r>
         <w:rPr>
@@ -7785,16 +8085,17 @@
       <w:r>
         <w:rPr>
           <w:rFonts w:hint="eastAsia"/>
-        </w:rPr>
-        <w:t xml:space="preserve">4.6 </w:t>
-      </w:r>
-      <w:r>
-        <w:rPr>
-          <w:rFonts w:hint="eastAsia"/>
-          <w:highlight w:val="none"/>
-          <w:lang w:val="en-US" w:eastAsia="zh-CN"/>
-        </w:rPr>
-        <w:t>本章小结</w:t>
+          <w:lang w:val="en-US" w:eastAsia="zh-CN"/>
+        </w:rPr>
+        <w:t xml:space="preserve">5.2 </w:t>
+      </w:r>
+      <w:r>
+        <w:rPr>
+          <w:rFonts w:hint="eastAsia"/>
+          <w:highlight w:val="none"/>
+          <w:lang w:val="en-US" w:eastAsia="zh-CN"/>
+        </w:rPr>
+        <w:t>主要结论</w:t>
       </w:r>
       <w:r>
         <w:tab/>
@@ -7803,74 +8104,7 @@
         <w:fldChar w:fldCharType="begin"/>
       </w:r>
       <w:r>
-        <w:instrText xml:space="preserve"> PAGEREF _Toc24865 \h </w:instrText>
-      </w:r>
-      <w:r>
-        <w:fldChar w:fldCharType="separate"/>
-      </w:r>
-      <w:r>
-        <w:t>- 32 -</w:t>
-      </w:r>
-      <w:r>
-        <w:fldChar w:fldCharType="end"/>
-      </w:r>
-      <w:r>
-        <w:rPr>
-          <w:highlight w:val="none"/>
-        </w:rPr>
-        <w:fldChar w:fldCharType="end"/>
-      </w:r>
-    </w:p>
-    <w:p>
-      <w:pPr>
-        <w:pStyle w:val="19"/>
-        <w:tabs>
-          <w:tab w:val="right" w:leader="dot" w:pos="9072"/>
-          <w:tab w:val="clear" w:pos="9344"/>
-        </w:tabs>
-        <w:spacing w:line="360" w:lineRule="auto"/>
-      </w:pPr>
-      <w:r>
-        <w:rPr>
-          <w:highlight w:val="none"/>
-        </w:rPr>
-        <w:fldChar w:fldCharType="begin"/>
-      </w:r>
-      <w:r>
-        <w:rPr>
-          <w:highlight w:val="none"/>
-        </w:rPr>
-        <w:instrText xml:space="preserve"> HYPERLINK \l _Toc22181 </w:instrText>
-      </w:r>
-      <w:r>
-        <w:rPr>
-          <w:highlight w:val="none"/>
-        </w:rPr>
-        <w:fldChar w:fldCharType="separate"/>
-      </w:r>
-      <w:r>
-        <w:rPr>
-          <w:rFonts w:hint="eastAsia"/>
-          <w:lang w:val="en-US" w:eastAsia="zh-CN"/>
-        </w:rPr>
-        <w:t xml:space="preserve">第五章 </w:t>
-      </w:r>
-      <w:r>
-        <w:rPr>
-          <w:rFonts w:hint="eastAsia"/>
-          <w:highlight w:val="none"/>
-          <w:lang w:val="en-US" w:eastAsia="zh-CN"/>
-        </w:rPr>
-        <w:t>总结与展望</w:t>
-      </w:r>
-      <w:r>
-        <w:tab/>
-      </w:r>
-      <w:r>
-        <w:fldChar w:fldCharType="begin"/>
-      </w:r>
-      <w:r>
-        <w:instrText xml:space="preserve"> PAGEREF _Toc22181 \h </w:instrText>
+        <w:instrText xml:space="preserve"> PAGEREF _Toc19569 \h </w:instrText>
       </w:r>
       <w:r>
         <w:fldChar w:fldCharType="separate"/>
@@ -7908,7 +8142,7 @@
         <w:rPr>
           <w:highlight w:val="none"/>
         </w:rPr>
-        <w:instrText xml:space="preserve"> HYPERLINK \l _Toc21618 </w:instrText>
+        <w:instrText xml:space="preserve"> HYPERLINK \l _Toc10992 </w:instrText>
       </w:r>
       <w:r>
         <w:rPr>
@@ -7921,15 +8155,15 @@
           <w:rFonts w:hint="eastAsia"/>
           <w:lang w:val="en-US" w:eastAsia="zh-CN"/>
         </w:rPr>
-        <w:t xml:space="preserve">5.1 </w:t>
-      </w:r>
-      <w:r>
-        <w:rPr>
-          <w:rFonts w:hint="eastAsia"/>
-          <w:highlight w:val="none"/>
-          <w:lang w:val="en-US" w:eastAsia="zh-CN"/>
-        </w:rPr>
-        <w:t>研究工作总结</w:t>
+        <w:t xml:space="preserve">5.3 </w:t>
+      </w:r>
+      <w:r>
+        <w:rPr>
+          <w:rFonts w:hint="eastAsia"/>
+          <w:highlight w:val="none"/>
+          <w:lang w:val="en-US" w:eastAsia="zh-CN"/>
+        </w:rPr>
+        <w:t>研究局限</w:t>
       </w:r>
       <w:r>
         <w:tab/>
@@ -7938,13 +8172,13 @@
         <w:fldChar w:fldCharType="begin"/>
       </w:r>
       <w:r>
-        <w:instrText xml:space="preserve"> PAGEREF _Toc21618 \h </w:instrText>
+        <w:instrText xml:space="preserve"> PAGEREF _Toc10992 \h </w:instrText>
       </w:r>
       <w:r>
         <w:fldChar w:fldCharType="separate"/>
       </w:r>
       <w:r>
-        <w:t>- 33 -</w:t>
+        <w:t>- 34 -</w:t>
       </w:r>
       <w:r>
         <w:fldChar w:fldCharType="end"/>
@@ -7976,142 +8210,6 @@
         <w:rPr>
           <w:highlight w:val="none"/>
         </w:rPr>
-        <w:instrText xml:space="preserve"> HYPERLINK \l _Toc19569 </w:instrText>
-      </w:r>
-      <w:r>
-        <w:rPr>
-          <w:highlight w:val="none"/>
-        </w:rPr>
-        <w:fldChar w:fldCharType="separate"/>
-      </w:r>
-      <w:r>
-        <w:rPr>
-          <w:rFonts w:hint="eastAsia"/>
-          <w:lang w:val="en-US" w:eastAsia="zh-CN"/>
-        </w:rPr>
-        <w:t xml:space="preserve">5.2 </w:t>
-      </w:r>
-      <w:r>
-        <w:rPr>
-          <w:rFonts w:hint="eastAsia"/>
-          <w:highlight w:val="none"/>
-          <w:lang w:val="en-US" w:eastAsia="zh-CN"/>
-        </w:rPr>
-        <w:t>主要结论</w:t>
-      </w:r>
-      <w:r>
-        <w:tab/>
-      </w:r>
-      <w:r>
-        <w:fldChar w:fldCharType="begin"/>
-      </w:r>
-      <w:r>
-        <w:instrText xml:space="preserve"> PAGEREF _Toc19569 \h </w:instrText>
-      </w:r>
-      <w:r>
-        <w:fldChar w:fldCharType="separate"/>
-      </w:r>
-      <w:r>
-        <w:t>- 33 -</w:t>
-      </w:r>
-      <w:r>
-        <w:fldChar w:fldCharType="end"/>
-      </w:r>
-      <w:r>
-        <w:rPr>
-          <w:highlight w:val="none"/>
-        </w:rPr>
-        <w:fldChar w:fldCharType="end"/>
-      </w:r>
-    </w:p>
-    <w:p>
-      <w:pPr>
-        <w:pStyle w:val="22"/>
-        <w:tabs>
-          <w:tab w:val="right" w:leader="dot" w:pos="9072"/>
-          <w:tab w:val="clear" w:pos="1470"/>
-          <w:tab w:val="clear" w:pos="9344"/>
-        </w:tabs>
-        <w:spacing w:line="360" w:lineRule="auto"/>
-      </w:pPr>
-      <w:r>
-        <w:rPr>
-          <w:highlight w:val="none"/>
-        </w:rPr>
-        <w:fldChar w:fldCharType="begin"/>
-      </w:r>
-      <w:r>
-        <w:rPr>
-          <w:highlight w:val="none"/>
-        </w:rPr>
-        <w:instrText xml:space="preserve"> HYPERLINK \l _Toc10992 </w:instrText>
-      </w:r>
-      <w:r>
-        <w:rPr>
-          <w:highlight w:val="none"/>
-        </w:rPr>
-        <w:fldChar w:fldCharType="separate"/>
-      </w:r>
-      <w:r>
-        <w:rPr>
-          <w:rFonts w:hint="eastAsia"/>
-          <w:lang w:val="en-US" w:eastAsia="zh-CN"/>
-        </w:rPr>
-        <w:t xml:space="preserve">5.3 </w:t>
-      </w:r>
-      <w:r>
-        <w:rPr>
-          <w:rFonts w:hint="eastAsia"/>
-          <w:highlight w:val="none"/>
-          <w:lang w:val="en-US" w:eastAsia="zh-CN"/>
-        </w:rPr>
-        <w:t>研究局限</w:t>
-      </w:r>
-      <w:r>
-        <w:tab/>
-      </w:r>
-      <w:r>
-        <w:fldChar w:fldCharType="begin"/>
-      </w:r>
-      <w:r>
-        <w:instrText xml:space="preserve"> PAGEREF _Toc10992 \h </w:instrText>
-      </w:r>
-      <w:r>
-        <w:fldChar w:fldCharType="separate"/>
-      </w:r>
-      <w:r>
-        <w:t>- 34 -</w:t>
-      </w:r>
-      <w:r>
-        <w:fldChar w:fldCharType="end"/>
-      </w:r>
-      <w:r>
-        <w:rPr>
-          <w:highlight w:val="none"/>
-        </w:rPr>
-        <w:fldChar w:fldCharType="end"/>
-      </w:r>
-    </w:p>
-    <w:p>
-      <w:pPr>
-        <w:pStyle w:val="22"/>
-        <w:tabs>
-          <w:tab w:val="right" w:leader="dot" w:pos="9072"/>
-          <w:tab w:val="clear" w:pos="1470"/>
-          <w:tab w:val="clear" w:pos="9344"/>
-        </w:tabs>
-        <w:spacing w:line="360" w:lineRule="auto"/>
-      </w:pPr>
-      <w:r>
-        <w:rPr>
-          <w:highlight w:val="none"/>
-        </w:rPr>
-        <w:fldChar w:fldCharType="begin"/>
-      </w:r>
-      <w:r>
-        <w:rPr>
-          <w:highlight w:val="none"/>
-        </w:rPr>
         <w:instrText xml:space="preserve"> HYPERLINK \l _Toc11248 </w:instrText>
       </w:r>
       <w:r>
@@ -8248,16 +8346,21 @@
         </w:rPr>
         <w:fldChar w:fldCharType="end"/>
       </w:r>
+      <w:bookmarkStart w:id="8" w:name="_Toc9113"/>
     </w:p>
     <w:p>
       <w:pPr>
-        <w:pStyle w:val="2"/>
-        <w:spacing w:before="317"/>
+        <w:pStyle w:val="5"/>
+        <w:tabs>
+          <w:tab w:val="right" w:leader="dot" w:pos="9344"/>
+        </w:tabs>
+        <w:ind w:firstLine="0" w:firstLineChars="0"/>
+        <w:jc w:val="center"/>
+        <w:outlineLvl w:val="0"/>
         <w:rPr>
           <w:highlight w:val="none"/>
         </w:rPr>
       </w:pPr>
-      <w:bookmarkStart w:id="8" w:name="_Toc9113"/>
       <w:r>
         <w:rPr>
           <w:rFonts w:hint="eastAsia"/>
@@ -9693,8 +9796,8 @@
           <w:docGrid w:type="linesAndChars" w:linePitch="317" w:charSpace="0"/>
         </w:sectPr>
       </w:pPr>
-      <w:bookmarkStart w:id="15" w:name="OLE_LINK14"/>
-      <w:bookmarkStart w:id="16" w:name="OLE_LINK13"/>
+      <w:bookmarkStart w:id="15" w:name="OLE_LINK13"/>
+      <w:bookmarkStart w:id="16" w:name="OLE_LINK14"/>
     </w:p>
     <w:bookmarkEnd w:id="15"/>
     <w:bookmarkEnd w:id="16"/>
@@ -9965,7 +10068,16 @@
           <w:rFonts w:hint="eastAsia"/>
           <w:highlight w:val="none"/>
         </w:rPr>
-        <w:t>在实际工程实践中，每次APEX API调用后通常跟随错误检查。</w:t>
+        <w:t>在实际工程实践中，每次APEX API调</w:t>
+      </w:r>
+      <w:bookmarkStart w:id="80" w:name="_GoBack"/>
+      <w:bookmarkEnd w:id="80"/>
+      <w:r>
+        <w:rPr>
+          <w:rFonts w:hint="eastAsia"/>
+          <w:highlight w:val="none"/>
+        </w:rPr>
+        <w:t>用后通常跟随错误检查。</w:t>
       </w:r>
       <w:r>
         <w:rPr>
@@ -10758,6 +10870,13 @@
           <w:lang w:val="en-US" w:eastAsia="zh-CN"/>
         </w:rPr>
         <w:tab/>
+      </w:r>
+      <w:r>
+        <w:rPr>
+          <w:rFonts w:hint="eastAsia"/>
+          <w:highlight w:val="none"/>
+          <w:lang w:val="en-US" w:eastAsia="zh-CN"/>
+        </w:rPr>
         <w:t>上述四个领域的核心约束与既有方案，共同构成了该研究方法设计的前提条件和评估基准。</w:t>
       </w:r>
     </w:p>
@@ -34698,6 +34817,12 @@
             <w:insideH w:val="single" w:color="auto" w:sz="4" w:space="0"/>
             <w:insideV w:val="single" w:color="auto" w:sz="4" w:space="0"/>
           </w:tblBorders>
+          <w:tblCellMar>
+            <w:top w:w="0" w:type="dxa"/>
+            <w:left w:w="108" w:type="dxa"/>
+            <w:bottom w:w="0" w:type="dxa"/>
+            <w:right w:w="108" w:type="dxa"/>
+          </w:tblCellMar>
         </w:tblPrEx>
         <w:trPr>
           <w:trHeight w:val="0" w:hRule="atLeast"/>
@@ -40647,9 +40772,9 @@
       <w:pPr>
         <w:pStyle w:val="7"/>
         <w:rPr>
-          <w:rFonts w:hint="eastAsia" w:ascii="宋体" w:hAnsi="宋体" w:eastAsia="宋体" w:cs="宋体"/>
-          <w:sz w:val="24"/>
-          <w:szCs w:val="32"/>
+          <w:rFonts w:hint="eastAsia"/>
+          <w:highlight w:val="none"/>
+          <w:lang w:val="en-US" w:eastAsia="zh-CN"/>
         </w:rPr>
       </w:pPr>
       <w:bookmarkStart w:id="68" w:name="_Toc6657"/>
@@ -46270,17 +46395,7 @@
           <w:highlight w:val="none"/>
           <w:lang w:val="en-US" w:eastAsia="zh-CN"/>
         </w:rPr>
-        <w:t>（4）结构化JSON输入带来的优势也得到了初步验证，当把AADL的形式化模型转换成扁平的JSON之后，模型能够准确地读出周期纳秒值、优先级这类精确的数值，可是在零样本的条件下这些数值仍然会出现解析错误</w:t>
-      </w:r>
-      <w:bookmarkStart w:id="80" w:name="_GoBack"/>
-      <w:bookmarkEnd w:id="80"/>
-      <w:r>
-        <w:rPr>
-          <w:rFonts w:hint="default"/>
-          <w:highlight w:val="none"/>
-          <w:lang w:val="en-US" w:eastAsia="zh-CN"/>
-        </w:rPr>
-        <w:t>，这说明了示例的其中一个作用就是向模型示范出正确的数值使用方式。</w:t>
+        <w:t>（4）结构化JSON输入带来的优势也得到了初步验证，当把AADL的形式化模型转换成扁平的JSON之后，模型能够准确地读出周期纳秒值、优先级这类精确的数值，可是在零样本的条件下这些数值仍然会出现解析错误，这说明了示例的其中一个作用就是向模型示范出正确的数值使用方式。</w:t>
       </w:r>
     </w:p>
     <w:p>
@@ -49033,7 +49148,7 @@
       <w:fldChar w:fldCharType="separate"/>
     </w:r>
     <w:r>
-      <w:t>第五章</w:t>
+      <w:t>第二章</w:t>
     </w:r>
     <w:r>
       <w:fldChar w:fldCharType="end"/>
@@ -49051,7 +49166,7 @@
       <w:fldChar w:fldCharType="separate"/>
     </w:r>
     <w:r>
-      <w:t>总结与展望</w:t>
+      <w:t>背景知识</w:t>
     </w:r>
     <w:r>
       <w:fldChar w:fldCharType="end"/>
@@ -51471,10 +51586,6 @@
 </file>
 
 <file path=customXml/item2.xml><?xml version="1.0" encoding="utf-8"?>
-<b:Sources xmlns:b="http://schemas.openxmlformats.org/officeDocument/2006/bibliography" xmlns="http://schemas.openxmlformats.org/officeDocument/2006/bibliography" SelectedStyle="\APASixthEditionOfficeOnline.xsl" StyleName="APA" Version="6"/>
-</file>
-
-<file path=customXml/item3.xml><?xml version="1.0" encoding="utf-8"?>
 <contractReview xmlns="http://schemas.wps.cn/vas-ai-hub/contract-review">
   <reviewItems>
     <reviewItem>
@@ -54228,6 +54339,10 @@
 </contractReview>
 </file>
 
+<file path=customXml/item3.xml><?xml version="1.0" encoding="utf-8"?>
+<b:Sources xmlns:b="http://schemas.openxmlformats.org/officeDocument/2006/bibliography" xmlns="http://schemas.openxmlformats.org/officeDocument/2006/bibliography" SelectedStyle="\APASixthEditionOfficeOnline.xsl" StyleName="APA" Version="6"/>
+</file>
+
 <file path=customXml/itemProps1.xml><?xml version="1.0" encoding="utf-8"?>
 <ds:datastoreItem xmlns:ds="http://schemas.openxmlformats.org/officeDocument/2006/customXml" ds:itemID="{B1977F7D-205B-4081-913C-38D41E755F92}">
   <ds:schemaRefs>
@@ -54237,13 +54352,13 @@
 </file>
 
 <file path=customXml/itemProps2.xml><?xml version="1.0" encoding="utf-8"?>
-<ds:datastoreItem xmlns:ds="http://schemas.openxmlformats.org/officeDocument/2006/customXml" ds:itemID="{C49D480F-1AB5-4417-8B19-0447AA02F023}">
+<ds:datastoreItem xmlns:ds="http://schemas.openxmlformats.org/officeDocument/2006/customXml" ds:itemID="{41bf5259-3114-4d2f-ba35-84d2d5a4ecd2}">
   <ds:schemaRefs/>
 </ds:datastoreItem>
 </file>
 
 <file path=customXml/itemProps3.xml><?xml version="1.0" encoding="utf-8"?>
-<ds:datastoreItem xmlns:ds="http://schemas.openxmlformats.org/officeDocument/2006/customXml" ds:itemID="{41bf5259-3114-4d2f-ba35-84d2d5a4ecd2}">
+<ds:datastoreItem xmlns:ds="http://schemas.openxmlformats.org/officeDocument/2006/customXml" ds:itemID="{C49D480F-1AB5-4417-8B19-0447AA02F023}">
   <ds:schemaRefs/>
 </ds:datastoreItem>
 </file>